--- a/guia ellie care.docx
+++ b/guia ellie care.docx
@@ -12,15 +12,6 @@
           <w:szCs w:val="32"/>
         </w:rPr>
       </w:pPr>
-      <w:r>
-        <w:rPr>
-          <w:b/>
-          <w:bCs/>
-          <w:sz w:val="32"/>
-          <w:szCs w:val="32"/>
-        </w:rPr>
-        <w:t>6</w:t>
-      </w:r>
       <w:r>
         <w:rPr>
           <w:b/>
